--- a/apps/web/public/MehmetUnubol_CV.docx
+++ b/apps/web/public/MehmetUnubol_CV.docx
@@ -3,13 +3,14 @@
 <w:document xmlns:wpc="http://schemas.microsoft.com/office/word/2010/wordprocessingCanvas" xmlns:mc="http://schemas.openxmlformats.org/markup-compatibility/2006" xmlns:o="urn:schemas-microsoft-com:office:office" xmlns:r="http://schemas.openxmlformats.org/officeDocument/2006/relationships" xmlns:m="http://schemas.openxmlformats.org/officeDocument/2006/math" xmlns:v="urn:schemas-microsoft-com:vml" xmlns:wp14="http://schemas.microsoft.com/office/word/2010/wordprocessingDrawing" xmlns:wp="http://schemas.openxmlformats.org/drawingml/2006/wordprocessingDrawing" xmlns:w10="urn:schemas-microsoft-com:office:word" xmlns:w="http://schemas.openxmlformats.org/wordprocessingml/2006/main" xmlns:w14="http://schemas.microsoft.com/office/word/2010/wordml" xmlns:w15="http://schemas.microsoft.com/office/word/2012/wordml" xmlns:wpg="http://schemas.microsoft.com/office/word/2010/wordprocessingGroup" xmlns:wpi="http://schemas.microsoft.com/office/word/2010/wordprocessingInk" xmlns:wne="http://schemas.microsoft.com/office/word/2006/wordml" xmlns:wps="http://schemas.microsoft.com/office/word/2010/wordprocessingShape" xmlns:cx="http://schemas.microsoft.com/office/drawing/2014/chartex" xmlns:cx1="http://schemas.microsoft.com/office/drawing/2015/9/8/chartex" xmlns:cx2="http://schemas.microsoft.com/office/drawing/2015/10/21/chartex" xmlns:cx3="http://schemas.microsoft.com/office/drawing/2016/5/9/chartex" xmlns:cx4="http://schemas.microsoft.com/office/drawing/2016/5/10/chartex" xmlns:cx5="http://schemas.microsoft.com/office/drawing/2016/5/11/chartex" xmlns:cx6="http://schemas.microsoft.com/office/drawing/2016/5/12/chartex" xmlns:cx7="http://schemas.microsoft.com/office/drawing/2016/5/13/chartex" xmlns:cx8="http://schemas.microsoft.com/office/drawing/2016/5/14/chartex" xmlns:aink="http://schemas.microsoft.com/office/drawing/2016/ink" xmlns:am3d="http://schemas.microsoft.com/office/drawing/2017/model3d" xmlns:w16cex="http://schemas.microsoft.com/office/word/2018/wordml/cex" xmlns:w16cid="http://schemas.microsoft.com/office/word/2016/wordml/cid" xmlns:w16="http://schemas.microsoft.com/office/word/2018/wordml" xmlns:w16sdtdh="http://schemas.microsoft.com/office/word/2020/wordml/sdtdatahash" xmlns:w16se="http://schemas.microsoft.com/office/word/2015/wordml/symex" mc:Ignorable="w14 w15 wp14">
   <w:body>
     <w:p>
-      <w:pPr>
-        <w:pStyle w:val="Title"/>
-      </w:pPr>
-      <w:r>
-        <w:rPr>
-          <w:b/>
-          <w:bCs/>
+      <w:r>
+        <w:rPr>
+          <w:rFonts w:ascii="Cambria" w:cs="Cambria" w:eastAsia="Cambria" w:hAnsi="Cambria"/>
+          <w:b/>
+          <w:bCs/>
+          <w:color w:val="000000"/>
+          <w:sz w:val="44"/>
+          <w:szCs w:val="44"/>
         </w:rPr>
         <w:t xml:space="preserve">Mehmet Ünübol</w:t>
       </w:r>
@@ -21,9 +22,20 @@
     </w:p>
     <w:p>
       <w:pPr>
-        <w:pStyle w:val="Heading1"/>
-      </w:pPr>
-      <w:r>
+        <w:pBdr>
+          <w:bottom w:val="single" w:color="999999" w:sz="6" w:space="4"/>
+        </w:pBdr>
+        <w:spacing w:after="140" w:before="280"/>
+      </w:pPr>
+      <w:r>
+        <w:rPr>
+          <w:rFonts w:ascii="Cambria" w:cs="Cambria" w:eastAsia="Cambria" w:hAnsi="Cambria"/>
+          <w:b/>
+          <w:bCs/>
+          <w:color w:val="000000"/>
+          <w:sz w:val="32"/>
+          <w:szCs w:val="32"/>
+        </w:rPr>
         <w:t xml:space="preserve">Full Stack Software Engineer</w:t>
       </w:r>
     </w:p>
@@ -34,9 +46,20 @@
     </w:p>
     <w:p>
       <w:pPr>
-        <w:pStyle w:val="Heading1"/>
-      </w:pPr>
-      <w:r>
+        <w:pBdr>
+          <w:bottom w:val="single" w:color="999999" w:sz="6" w:space="4"/>
+        </w:pBdr>
+        <w:spacing w:after="140" w:before="280"/>
+      </w:pPr>
+      <w:r>
+        <w:rPr>
+          <w:rFonts w:ascii="Cambria" w:cs="Cambria" w:eastAsia="Cambria" w:hAnsi="Cambria"/>
+          <w:b/>
+          <w:bCs/>
+          <w:color w:val="000000"/>
+          <w:sz w:val="32"/>
+          <w:szCs w:val="32"/>
+        </w:rPr>
         <w:t xml:space="preserve">Education</w:t>
       </w:r>
     </w:p>
@@ -80,9 +103,20 @@
     </w:p>
     <w:p>
       <w:pPr>
-        <w:pStyle w:val="Heading1"/>
-      </w:pPr>
-      <w:r>
+        <w:pBdr>
+          <w:bottom w:val="single" w:color="999999" w:sz="6" w:space="4"/>
+        </w:pBdr>
+        <w:spacing w:after="140" w:before="280"/>
+      </w:pPr>
+      <w:r>
+        <w:rPr>
+          <w:rFonts w:ascii="Cambria" w:cs="Cambria" w:eastAsia="Cambria" w:hAnsi="Cambria"/>
+          <w:b/>
+          <w:bCs/>
+          <w:color w:val="000000"/>
+          <w:sz w:val="32"/>
+          <w:szCs w:val="32"/>
+        </w:rPr>
         <w:t xml:space="preserve">Technical Skills</w:t>
       </w:r>
     </w:p>
@@ -196,17 +230,33 @@
     </w:p>
     <w:p>
       <w:pPr>
-        <w:pStyle w:val="Heading1"/>
-      </w:pPr>
-      <w:r>
+        <w:pBdr>
+          <w:bottom w:val="single" w:color="999999" w:sz="6" w:space="4"/>
+        </w:pBdr>
+        <w:spacing w:after="140" w:before="280"/>
+      </w:pPr>
+      <w:r>
+        <w:rPr>
+          <w:rFonts w:ascii="Cambria" w:cs="Cambria" w:eastAsia="Cambria" w:hAnsi="Cambria"/>
+          <w:b/>
+          <w:bCs/>
+          <w:color w:val="000000"/>
+          <w:sz w:val="32"/>
+          <w:szCs w:val="32"/>
+        </w:rPr>
         <w:t xml:space="preserve">Professional Experience</w:t>
       </w:r>
     </w:p>
     <w:p>
-      <w:pPr>
-        <w:pStyle w:val="Heading2"/>
-      </w:pPr>
-      <w:r>
+      <w:r>
+        <w:rPr>
+          <w:rFonts w:ascii="Calibri" w:cs="Calibri" w:eastAsia="Calibri" w:hAnsi="Calibri"/>
+          <w:b/>
+          <w:bCs/>
+          <w:color w:val="000000"/>
+          <w:sz w:val="22"/>
+          <w:szCs w:val="22"/>
+        </w:rPr>
         <w:t xml:space="preserve">BrainRocket — Back End Developer</w:t>
       </w:r>
     </w:p>
@@ -268,10 +318,15 @@
       </w:r>
     </w:p>
     <w:p>
-      <w:pPr>
-        <w:pStyle w:val="Heading2"/>
-      </w:pPr>
-      <w:r>
+      <w:r>
+        <w:rPr>
+          <w:rFonts w:ascii="Calibri" w:cs="Calibri" w:eastAsia="Calibri" w:hAnsi="Calibri"/>
+          <w:b/>
+          <w:bCs/>
+          <w:color w:val="000000"/>
+          <w:sz w:val="22"/>
+          <w:szCs w:val="22"/>
+        </w:rPr>
         <w:t xml:space="preserve">OSF Digital — Full Stack Developer</w:t>
       </w:r>
     </w:p>
@@ -357,10 +412,15 @@
       </w:r>
     </w:p>
     <w:p>
-      <w:pPr>
-        <w:pStyle w:val="Heading2"/>
-      </w:pPr>
-      <w:r>
+      <w:r>
+        <w:rPr>
+          <w:rFonts w:ascii="Calibri" w:cs="Calibri" w:eastAsia="Calibri" w:hAnsi="Calibri"/>
+          <w:b/>
+          <w:bCs/>
+          <w:color w:val="000000"/>
+          <w:sz w:val="22"/>
+          <w:szCs w:val="22"/>
+        </w:rPr>
         <w:t xml:space="preserve">Ruut Tech — Full Stack Developer (Freelance)</w:t>
       </w:r>
     </w:p>
@@ -422,10 +482,15 @@
       </w:r>
     </w:p>
     <w:p>
-      <w:pPr>
-        <w:pStyle w:val="Heading2"/>
-      </w:pPr>
-      <w:r>
+      <w:r>
+        <w:rPr>
+          <w:rFonts w:ascii="Calibri" w:cs="Calibri" w:eastAsia="Calibri" w:hAnsi="Calibri"/>
+          <w:b/>
+          <w:bCs/>
+          <w:color w:val="000000"/>
+          <w:sz w:val="22"/>
+          <w:szCs w:val="22"/>
+        </w:rPr>
         <w:t xml:space="preserve">Quadified — Backend Developer (Freelance)</w:t>
       </w:r>
     </w:p>
@@ -487,10 +552,15 @@
       </w:r>
     </w:p>
     <w:p>
-      <w:pPr>
-        <w:pStyle w:val="Heading2"/>
-      </w:pPr>
-      <w:r>
+      <w:r>
+        <w:rPr>
+          <w:rFonts w:ascii="Calibri" w:cs="Calibri" w:eastAsia="Calibri" w:hAnsi="Calibri"/>
+          <w:b/>
+          <w:bCs/>
+          <w:color w:val="000000"/>
+          <w:sz w:val="22"/>
+          <w:szCs w:val="22"/>
+        </w:rPr>
         <w:t xml:space="preserve">Redpine Software — Embedded Software Developer</w:t>
       </w:r>
     </w:p>
@@ -540,10 +610,15 @@
       </w:r>
     </w:p>
     <w:p>
-      <w:pPr>
-        <w:pStyle w:val="Heading2"/>
-      </w:pPr>
-      <w:r>
+      <w:r>
+        <w:rPr>
+          <w:rFonts w:ascii="Calibri" w:cs="Calibri" w:eastAsia="Calibri" w:hAnsi="Calibri"/>
+          <w:b/>
+          <w:bCs/>
+          <w:color w:val="000000"/>
+          <w:sz w:val="22"/>
+          <w:szCs w:val="22"/>
+        </w:rPr>
         <w:t xml:space="preserve">Depar Teknoloji — Software Engineer</w:t>
       </w:r>
     </w:p>
@@ -605,10 +680,15 @@
       </w:r>
     </w:p>
     <w:p>
-      <w:pPr>
-        <w:pStyle w:val="Heading2"/>
-      </w:pPr>
-      <w:r>
+      <w:r>
+        <w:rPr>
+          <w:rFonts w:ascii="Calibri" w:cs="Calibri" w:eastAsia="Calibri" w:hAnsi="Calibri"/>
+          <w:b/>
+          <w:bCs/>
+          <w:color w:val="000000"/>
+          <w:sz w:val="22"/>
+          <w:szCs w:val="22"/>
+        </w:rPr>
         <w:t xml:space="preserve">Aselsan — Intern</w:t>
       </w:r>
     </w:p>
@@ -623,9 +703,20 @@
     </w:p>
     <w:p>
       <w:pPr>
-        <w:pStyle w:val="Heading1"/>
-      </w:pPr>
-      <w:r>
+        <w:pBdr>
+          <w:bottom w:val="single" w:color="999999" w:sz="6" w:space="4"/>
+        </w:pBdr>
+        <w:spacing w:after="140" w:before="280"/>
+      </w:pPr>
+      <w:r>
+        <w:rPr>
+          <w:rFonts w:ascii="Cambria" w:cs="Cambria" w:eastAsia="Cambria" w:hAnsi="Cambria"/>
+          <w:b/>
+          <w:bCs/>
+          <w:color w:val="000000"/>
+          <w:sz w:val="32"/>
+          <w:szCs w:val="32"/>
+        </w:rPr>
         <w:t xml:space="preserve">Freelance &amp; Personal Projects</w:t>
       </w:r>
     </w:p>
@@ -745,9 +836,20 @@
     </w:p>
     <w:p>
       <w:pPr>
-        <w:pStyle w:val="Heading1"/>
-      </w:pPr>
-      <w:r>
+        <w:pBdr>
+          <w:bottom w:val="single" w:color="999999" w:sz="6" w:space="4"/>
+        </w:pBdr>
+        <w:spacing w:after="140" w:before="280"/>
+      </w:pPr>
+      <w:r>
+        <w:rPr>
+          <w:rFonts w:ascii="Cambria" w:cs="Cambria" w:eastAsia="Cambria" w:hAnsi="Cambria"/>
+          <w:b/>
+          <w:bCs/>
+          <w:color w:val="000000"/>
+          <w:sz w:val="32"/>
+          <w:szCs w:val="32"/>
+        </w:rPr>
         <w:t xml:space="preserve">Certifications &amp; Languages</w:t>
       </w:r>
     </w:p>
@@ -849,7 +951,7 @@
     </w:p>
     <w:sectPr>
       <w:pgSz w:w="11906" w:h="16838" w:orient="portrait"/>
-      <w:pgMar w:top="1440" w:right="1440" w:bottom="1440" w:left="1440" w:header="708" w:footer="708" w:gutter="0"/>
+      <w:pgMar w:top="1440" w:right="1800" w:bottom="1440" w:left="1800" w:header="708" w:footer="708" w:gutter="0"/>
       <w:pgNumType/>
       <w:docGrid w:linePitch="360"/>
     </w:sectPr>
@@ -1033,7 +1135,13 @@
 <file path=word/styles.xml><?xml version="1.0" encoding="utf-8"?>
 <w:styles xmlns:mc="http://schemas.openxmlformats.org/markup-compatibility/2006" xmlns:r="http://schemas.openxmlformats.org/officeDocument/2006/relationships" xmlns:w="http://schemas.openxmlformats.org/wordprocessingml/2006/main" xmlns:w14="http://schemas.microsoft.com/office/word/2010/wordml" xmlns:w15="http://schemas.microsoft.com/office/word/2012/wordml" mc:Ignorable="w14 w15">
   <w:docDefaults>
-    <w:rPrDefault/>
+    <w:rPrDefault>
+      <w:rPr>
+        <w:rFonts w:ascii="Calibri" w:cs="Calibri" w:eastAsia="Calibri" w:hAnsi="Calibri"/>
+        <w:sz w:val="20"/>
+        <w:szCs w:val="20"/>
+      </w:rPr>
+    </w:rPrDefault>
     <w:pPrDefault/>
   </w:docDefaults>
   <w:style w:type="paragraph" w:styleId="Title">
